--- a/api/templates/Estate planning instruction sheet - Couple (Clio).docx
+++ b/api/templates/Estate planning instruction sheet - Couple (Clio).docx
@@ -272,7 +272,6 @@
                                 <w:i/>
                                 <w:noProof/>
                                 <w:sz w:val="24"/>
-                                <w:highlight w:val="yellow"/>
                               </w:rPr>
                               <w:t>&lt;&lt; Matter.Relationships.Mr.</w:t>
                             </w:r>
@@ -283,7 +282,6 @@
                                 <w:i/>
                                 <w:noProof/>
                                 <w:sz w:val="24"/>
-                                <w:highlight w:val="yellow"/>
                               </w:rPr>
                               <w:t>First</w:t>
                             </w:r>
@@ -294,7 +292,6 @@
                                 <w:i/>
                                 <w:noProof/>
                                 <w:sz w:val="24"/>
-                                <w:highlight w:val="yellow"/>
                               </w:rPr>
                               <w:t>Name &gt;&gt;</w:t>
                             </w:r>
@@ -314,7 +311,6 @@
                                 <w:b/>
                                 <w:i/>
                                 <w:sz w:val="24"/>
-                                <w:highlight w:val="yellow"/>
                               </w:rPr>
                               <w:t xml:space="preserve"> details</w:t>
                             </w:r>
@@ -354,7 +350,6 @@
                           <w:i/>
                           <w:noProof/>
                           <w:sz w:val="24"/>
-                          <w:highlight w:val="yellow"/>
                         </w:rPr>
                         <w:t>&lt;&lt; Matter.Relationships.Mr.</w:t>
                       </w:r>
@@ -365,7 +360,6 @@
                           <w:i/>
                           <w:noProof/>
                           <w:sz w:val="24"/>
-                          <w:highlight w:val="yellow"/>
                         </w:rPr>
                         <w:t>First</w:t>
                       </w:r>
@@ -376,7 +370,6 @@
                           <w:i/>
                           <w:noProof/>
                           <w:sz w:val="24"/>
-                          <w:highlight w:val="yellow"/>
                         </w:rPr>
                         <w:t>Name &gt;&gt;</w:t>
                       </w:r>
@@ -396,7 +389,6 @@
                           <w:b/>
                           <w:i/>
                           <w:sz w:val="24"/>
-                          <w:highlight w:val="yellow"/>
                         </w:rPr>
                         <w:t xml:space="preserve"> details</w:t>
                       </w:r>
@@ -491,7 +483,6 @@
               <w:rPr>
                 <w:rFonts w:ascii="Calibri" w:hAnsi="Calibri"/>
                 <w:b/>
-                <w:highlight w:val="yellow"/>
               </w:rPr>
               <w:t>&lt;&lt;</w:t>
             </w:r>
@@ -499,7 +490,6 @@
               <w:rPr>
                 <w:rFonts w:ascii="Calibri" w:hAnsi="Calibri"/>
                 <w:b/>
-                <w:highlight w:val="yellow"/>
               </w:rPr>
               <w:t xml:space="preserve"> </w:t>
             </w:r>
@@ -508,7 +498,6 @@
               <w:rPr>
                 <w:rFonts w:ascii="Calibri" w:hAnsi="Calibri"/>
                 <w:b/>
-                <w:highlight w:val="yellow"/>
               </w:rPr>
               <w:t>Matter.Relationships.Mr.Name</w:t>
             </w:r>
@@ -517,7 +506,6 @@
               <w:rPr>
                 <w:rFonts w:ascii="Calibri" w:hAnsi="Calibri"/>
                 <w:b/>
-                <w:highlight w:val="yellow"/>
               </w:rPr>
               <w:t xml:space="preserve"> </w:t>
             </w:r>
@@ -525,7 +513,6 @@
               <w:rPr>
                 <w:rFonts w:ascii="Calibri" w:hAnsi="Calibri"/>
                 <w:b/>
-                <w:highlight w:val="yellow"/>
               </w:rPr>
               <w:t>&gt;&gt;</w:t>
             </w:r>
@@ -703,7 +690,6 @@
               <w:rPr>
                 <w:rFonts w:ascii="Calibri" w:hAnsi="Calibri"/>
                 <w:bCs/>
-                <w:highlight w:val="yellow"/>
               </w:rPr>
               <w:t xml:space="preserve">&lt;&lt; </w:t>
             </w:r>
@@ -712,7 +698,6 @@
               <w:rPr>
                 <w:rFonts w:ascii="Calibri" w:hAnsi="Calibri"/>
                 <w:bCs/>
-                <w:highlight w:val="yellow"/>
               </w:rPr>
               <w:t>Matter.Client.Address</w:t>
             </w:r>
@@ -721,7 +706,6 @@
               <w:rPr>
                 <w:rFonts w:ascii="Calibri" w:hAnsi="Calibri"/>
                 <w:bCs/>
-                <w:highlight w:val="yellow"/>
               </w:rPr>
               <w:t xml:space="preserve"> &gt;&gt;</w:t>
             </w:r>
@@ -1214,7 +1198,6 @@
                                 <w:i/>
                                 <w:noProof/>
                                 <w:sz w:val="24"/>
-                                <w:highlight w:val="yellow"/>
                               </w:rPr>
                               <w:t>&lt;&lt; Matter.Relationships.Mrs.</w:t>
                             </w:r>
@@ -1225,7 +1208,6 @@
                                 <w:i/>
                                 <w:noProof/>
                                 <w:sz w:val="24"/>
-                                <w:highlight w:val="yellow"/>
                               </w:rPr>
                               <w:t>First</w:t>
                             </w:r>
@@ -1236,7 +1218,6 @@
                                 <w:i/>
                                 <w:noProof/>
                                 <w:sz w:val="24"/>
-                                <w:highlight w:val="yellow"/>
                               </w:rPr>
                               <w:t>Name &gt;&gt;</w:t>
                             </w:r>
@@ -1303,7 +1284,6 @@
                           <w:i/>
                           <w:noProof/>
                           <w:sz w:val="24"/>
-                          <w:highlight w:val="yellow"/>
                         </w:rPr>
                         <w:t>&lt;&lt; Matter.Relationships.Mrs.</w:t>
                       </w:r>
@@ -1314,7 +1294,6 @@
                           <w:i/>
                           <w:noProof/>
                           <w:sz w:val="24"/>
-                          <w:highlight w:val="yellow"/>
                         </w:rPr>
                         <w:t>First</w:t>
                       </w:r>
@@ -1325,7 +1304,6 @@
                           <w:i/>
                           <w:noProof/>
                           <w:sz w:val="24"/>
-                          <w:highlight w:val="yellow"/>
                         </w:rPr>
                         <w:t>Name &gt;&gt;</w:t>
                       </w:r>
@@ -1447,7 +1425,6 @@
               <w:rPr>
                 <w:rFonts w:ascii="Calibri" w:hAnsi="Calibri"/>
                 <w:b/>
-                <w:highlight w:val="yellow"/>
               </w:rPr>
               <w:t xml:space="preserve">&lt;&lt; </w:t>
             </w:r>
@@ -1456,7 +1433,6 @@
               <w:rPr>
                 <w:rFonts w:ascii="Calibri" w:hAnsi="Calibri"/>
                 <w:b/>
-                <w:highlight w:val="yellow"/>
               </w:rPr>
               <w:t>Matter.Relationships.Mrs.Name</w:t>
             </w:r>
@@ -1465,7 +1441,6 @@
               <w:rPr>
                 <w:rFonts w:ascii="Calibri" w:hAnsi="Calibri"/>
                 <w:b/>
-                <w:highlight w:val="yellow"/>
               </w:rPr>
               <w:t xml:space="preserve"> &gt;&gt;</w:t>
             </w:r>
@@ -2194,7 +2169,6 @@
             <w:r>
               <w:rPr>
                 <w:rFonts w:ascii="Calibri" w:hAnsi="Calibri"/>
-                <w:highlight w:val="yellow"/>
               </w:rPr>
               <w:t xml:space="preserve">&lt;&lt; </w:t>
             </w:r>
@@ -2202,21 +2176,18 @@
             <w:r>
               <w:rPr>
                 <w:rFonts w:ascii="Calibri" w:hAnsi="Calibri"/>
-                <w:highlight w:val="yellow"/>
               </w:rPr>
               <w:t>Matter.Relationships.Mrs.</w:t>
             </w:r>
             <w:r>
               <w:rPr>
                 <w:rFonts w:ascii="Calibri" w:hAnsi="Calibri"/>
-                <w:highlight w:val="yellow"/>
               </w:rPr>
               <w:t>First</w:t>
             </w:r>
             <w:r>
               <w:rPr>
                 <w:rFonts w:ascii="Calibri" w:hAnsi="Calibri"/>
-                <w:highlight w:val="yellow"/>
               </w:rPr>
               <w:t>Name</w:t>
             </w:r>
@@ -2224,7 +2195,6 @@
             <w:r>
               <w:rPr>
                 <w:rFonts w:ascii="Calibri" w:hAnsi="Calibri"/>
-                <w:highlight w:val="yellow"/>
               </w:rPr>
               <w:t xml:space="preserve"> &gt;&gt;</w:t>
             </w:r>
@@ -2316,7 +2286,6 @@
             <w:r>
               <w:rPr>
                 <w:rFonts w:ascii="Calibri" w:hAnsi="Calibri"/>
-                <w:highlight w:val="yellow"/>
               </w:rPr>
               <w:t xml:space="preserve">&lt;&lt; </w:t>
             </w:r>
@@ -2324,21 +2293,18 @@
             <w:r>
               <w:rPr>
                 <w:rFonts w:ascii="Calibri" w:hAnsi="Calibri"/>
-                <w:highlight w:val="yellow"/>
               </w:rPr>
               <w:t>Matter.Relationships.</w:t>
             </w:r>
             <w:r>
               <w:rPr>
                 <w:rFonts w:ascii="Calibri" w:hAnsi="Calibri"/>
-                <w:highlight w:val="yellow"/>
               </w:rPr>
               <w:t>Mr</w:t>
             </w:r>
             <w:r>
               <w:rPr>
                 <w:rFonts w:ascii="Calibri" w:hAnsi="Calibri"/>
-                <w:highlight w:val="yellow"/>
               </w:rPr>
               <w:t>.FirstName</w:t>
             </w:r>
@@ -2346,7 +2312,6 @@
             <w:r>
               <w:rPr>
                 <w:rFonts w:ascii="Calibri" w:hAnsi="Calibri"/>
-                <w:highlight w:val="yellow"/>
               </w:rPr>
               <w:t xml:space="preserve"> &gt;&gt;</w:t>
             </w:r>
@@ -2553,7 +2518,6 @@
             <w:r>
               <w:rPr>
                 <w:rFonts w:ascii="Calibri" w:hAnsi="Calibri"/>
-                <w:highlight w:val="yellow"/>
               </w:rPr>
               <w:t xml:space="preserve">&lt;&lt; </w:t>
             </w:r>
@@ -2561,21 +2525,18 @@
             <w:r>
               <w:rPr>
                 <w:rFonts w:ascii="Calibri" w:hAnsi="Calibri"/>
-                <w:highlight w:val="yellow"/>
               </w:rPr>
               <w:t>Matter.Relationships.Mr.</w:t>
             </w:r>
             <w:r>
               <w:rPr>
                 <w:rFonts w:ascii="Calibri" w:hAnsi="Calibri"/>
-                <w:highlight w:val="yellow"/>
               </w:rPr>
               <w:t>First</w:t>
             </w:r>
             <w:r>
               <w:rPr>
                 <w:rFonts w:ascii="Calibri" w:hAnsi="Calibri"/>
-                <w:highlight w:val="yellow"/>
               </w:rPr>
               <w:t>Name</w:t>
             </w:r>
@@ -2583,7 +2544,6 @@
             <w:r>
               <w:rPr>
                 <w:rFonts w:ascii="Calibri" w:hAnsi="Calibri"/>
-                <w:highlight w:val="yellow"/>
               </w:rPr>
               <w:t xml:space="preserve"> &gt;&gt;</w:t>
             </w:r>
@@ -2638,7 +2598,6 @@
               <w:rPr>
                 <w:rFonts w:ascii="Calibri" w:hAnsi="Calibri"/>
                 <w:noProof/>
-                <w:highlight w:val="yellow"/>
               </w:rPr>
               <w:t>&lt;&lt; Matter.Relationships.Mrs.</w:t>
             </w:r>
@@ -2646,7 +2605,6 @@
               <w:rPr>
                 <w:rFonts w:ascii="Calibri" w:hAnsi="Calibri"/>
                 <w:noProof/>
-                <w:highlight w:val="yellow"/>
               </w:rPr>
               <w:t>First</w:t>
             </w:r>
@@ -2654,7 +2612,6 @@
               <w:rPr>
                 <w:rFonts w:ascii="Calibri" w:hAnsi="Calibri"/>
                 <w:noProof/>
-                <w:highlight w:val="yellow"/>
               </w:rPr>
               <w:t>Name &gt;&gt;</w:t>
             </w:r>
@@ -2997,7 +2954,6 @@
               <w:rPr>
                 <w:rFonts w:ascii="Calibri" w:hAnsi="Calibri"/>
                 <w:noProof/>
-                <w:highlight w:val="yellow"/>
               </w:rPr>
               <w:t>&lt;&lt; Matter.Relationships.Mrs.FirstName &gt;&gt;</w:t>
             </w:r>
@@ -3096,7 +3052,6 @@
             <w:r>
               <w:rPr>
                 <w:rFonts w:ascii="Calibri" w:hAnsi="Calibri"/>
-                <w:highlight w:val="yellow"/>
               </w:rPr>
               <w:t xml:space="preserve">&lt;&lt; </w:t>
             </w:r>
@@ -3104,7 +3059,6 @@
             <w:r>
               <w:rPr>
                 <w:rFonts w:ascii="Calibri" w:hAnsi="Calibri"/>
-                <w:highlight w:val="yellow"/>
               </w:rPr>
               <w:t>Matter.Relationships.Mr.FirstName</w:t>
             </w:r>
@@ -3112,7 +3066,6 @@
             <w:r>
               <w:rPr>
                 <w:rFonts w:ascii="Calibri" w:hAnsi="Calibri"/>
-                <w:highlight w:val="yellow"/>
               </w:rPr>
               <w:t xml:space="preserve"> &gt;&gt;</w:t>
             </w:r>
@@ -3301,7 +3254,6 @@
               <w:rPr>
                 <w:rFonts w:ascii="Calibri" w:hAnsi="Calibri"/>
                 <w:noProof/>
-                <w:highlight w:val="yellow"/>
               </w:rPr>
               <w:t>&lt;&lt; Matter.Relationships.Mr.FirstName &gt;&gt;</w:t>
             </w:r>
@@ -3354,7 +3306,6 @@
             <w:r>
               <w:rPr>
                 <w:rFonts w:ascii="Calibri" w:hAnsi="Calibri"/>
-                <w:highlight w:val="yellow"/>
               </w:rPr>
               <w:t xml:space="preserve">&gt;&gt; </w:t>
             </w:r>
@@ -3362,7 +3313,6 @@
             <w:r>
               <w:rPr>
                 <w:rFonts w:ascii="Calibri" w:hAnsi="Calibri"/>
-                <w:highlight w:val="yellow"/>
               </w:rPr>
               <w:t>Matter.Relationships.Mrs.FirstName</w:t>
             </w:r>
@@ -3370,7 +3320,6 @@
             <w:r>
               <w:rPr>
                 <w:rFonts w:ascii="Calibri" w:hAnsi="Calibri"/>
-                <w:highlight w:val="yellow"/>
               </w:rPr>
               <w:t xml:space="preserve"> &gt;&gt;</w:t>
             </w:r>
@@ -3714,7 +3663,6 @@
             <w:r>
               <w:rPr>
                 <w:rFonts w:ascii="Calibri" w:hAnsi="Calibri"/>
-                <w:highlight w:val="yellow"/>
               </w:rPr>
               <w:t>&lt;&lt;</w:t>
             </w:r>
@@ -3728,7 +3676,6 @@
             <w:r>
               <w:rPr>
                 <w:rFonts w:ascii="Calibri" w:hAnsi="Calibri"/>
-                <w:highlight w:val="yellow"/>
               </w:rPr>
               <w:t>Matter.Relationships.Mrs.FirstName</w:t>
             </w:r>
@@ -3736,7 +3683,6 @@
             <w:r>
               <w:rPr>
                 <w:rFonts w:ascii="Calibri" w:hAnsi="Calibri"/>
-                <w:highlight w:val="yellow"/>
               </w:rPr>
               <w:t xml:space="preserve"> &gt;&gt;</w:t>
             </w:r>
@@ -3834,7 +3780,6 @@
             <w:r>
               <w:rPr>
                 <w:rFonts w:ascii="Calibri" w:hAnsi="Calibri"/>
-                <w:highlight w:val="yellow"/>
               </w:rPr>
               <w:t xml:space="preserve">&lt;&lt; </w:t>
             </w:r>
@@ -3842,7 +3787,6 @@
             <w:r>
               <w:rPr>
                 <w:rFonts w:ascii="Calibri" w:hAnsi="Calibri"/>
-                <w:highlight w:val="yellow"/>
               </w:rPr>
               <w:t>Matter.Relationships.Mr.FirstName</w:t>
             </w:r>
@@ -3850,7 +3794,6 @@
             <w:r>
               <w:rPr>
                 <w:rFonts w:ascii="Calibri" w:hAnsi="Calibri"/>
-                <w:highlight w:val="yellow"/>
               </w:rPr>
               <w:t xml:space="preserve"> &gt;&gt;</w:t>
             </w:r>
@@ -4065,7 +4008,6 @@
             <w:r>
               <w:rPr>
                 <w:rFonts w:ascii="Calibri" w:hAnsi="Calibri"/>
-                <w:highlight w:val="yellow"/>
               </w:rPr>
               <w:t xml:space="preserve">&lt;&lt; </w:t>
             </w:r>
@@ -4073,7 +4015,6 @@
             <w:r>
               <w:rPr>
                 <w:rFonts w:ascii="Calibri" w:hAnsi="Calibri"/>
-                <w:highlight w:val="yellow"/>
               </w:rPr>
               <w:t>Matter.Relationships.Mr.FirstName</w:t>
             </w:r>
@@ -4081,7 +4022,6 @@
             <w:r>
               <w:rPr>
                 <w:rFonts w:ascii="Calibri" w:hAnsi="Calibri"/>
-                <w:highlight w:val="yellow"/>
               </w:rPr>
               <w:t xml:space="preserve"> &gt;&gt;</w:t>
             </w:r>
@@ -4134,7 +4074,6 @@
             <w:r>
               <w:rPr>
                 <w:rFonts w:ascii="Calibri" w:hAnsi="Calibri"/>
-                <w:highlight w:val="yellow"/>
               </w:rPr>
               <w:t xml:space="preserve">&lt;&lt; </w:t>
             </w:r>
@@ -4142,7 +4081,6 @@
             <w:r>
               <w:rPr>
                 <w:rFonts w:ascii="Calibri" w:hAnsi="Calibri"/>
-                <w:highlight w:val="yellow"/>
               </w:rPr>
               <w:t>Matter.Relationships.Mrs.FirstName</w:t>
             </w:r>
@@ -4150,7 +4088,6 @@
             <w:r>
               <w:rPr>
                 <w:rFonts w:ascii="Calibri" w:hAnsi="Calibri"/>
-                <w:highlight w:val="yellow"/>
               </w:rPr>
               <w:t xml:space="preserve"> &gt;&gt;</w:t>
             </w:r>
@@ -9909,7 +9846,6 @@
           <w:b/>
           <w:noProof/>
           <w:sz w:val="24"/>
-          <w:highlight w:val="yellow"/>
         </w:rPr>
         <mc:AlternateContent>
           <mc:Choice Requires="wps">
@@ -10194,7 +10130,6 @@
           <w:rFonts w:ascii="Calibri" w:hAnsi="Calibri"/>
           <w:b/>
           <w:sz w:val="24"/>
-          <w:highlight w:val="yellow"/>
         </w:rPr>
         <w:t xml:space="preserve">&lt;&lt; </w:t>
       </w:r>
@@ -10204,7 +10139,6 @@
           <w:rFonts w:ascii="Calibri" w:hAnsi="Calibri"/>
           <w:b/>
           <w:sz w:val="24"/>
-          <w:highlight w:val="yellow"/>
         </w:rPr>
         <w:t>Matter.Relationships.Mr.FirstName</w:t>
       </w:r>
@@ -10214,7 +10148,6 @@
           <w:rFonts w:ascii="Calibri" w:hAnsi="Calibri"/>
           <w:b/>
           <w:sz w:val="24"/>
-          <w:highlight w:val="yellow"/>
         </w:rPr>
         <w:t xml:space="preserve"> &gt;&gt;</w:t>
       </w:r>
@@ -11108,7 +11041,6 @@
           <w:b/>
           <w:noProof/>
           <w:sz w:val="24"/>
-          <w:highlight w:val="yellow"/>
         </w:rPr>
         <w:t>&lt;&lt; Matter.Relationships.Mrs.FirstName &gt;&gt;</w:t>
       </w:r>
@@ -12606,7 +12538,6 @@
           <w:b/>
           <w:noProof/>
           <w:sz w:val="24"/>
-          <w:highlight w:val="yellow"/>
         </w:rPr>
         <w:t>&lt;&lt; Matter.Relationships.Mr.FirstName &gt;&gt;</w:t>
       </w:r>
@@ -13613,7 +13544,6 @@
           <w:b/>
           <w:noProof/>
           <w:sz w:val="24"/>
-          <w:highlight w:val="yellow"/>
         </w:rPr>
         <w:t>&lt;&lt; Matter.Relationships.Mr</w:t>
       </w:r>
@@ -13623,7 +13553,6 @@
           <w:b/>
           <w:noProof/>
           <w:sz w:val="24"/>
-          <w:highlight w:val="yellow"/>
         </w:rPr>
         <w:t>s</w:t>
       </w:r>
@@ -13633,7 +13562,6 @@
           <w:b/>
           <w:noProof/>
           <w:sz w:val="24"/>
-          <w:highlight w:val="yellow"/>
         </w:rPr>
         <w:t>.FirstName &gt;&gt;</w:t>
       </w:r>
@@ -16651,7 +16579,6 @@
               <w:rPr>
                 <w:rFonts w:ascii="Calibri" w:hAnsi="Calibri"/>
                 <w:bCs/>
-                <w:highlight w:val="yellow"/>
               </w:rPr>
               <w:t xml:space="preserve">&lt;&lt; </w:t>
             </w:r>
@@ -16660,7 +16587,6 @@
               <w:rPr>
                 <w:rFonts w:ascii="Calibri" w:hAnsi="Calibri"/>
                 <w:bCs/>
-                <w:highlight w:val="yellow"/>
               </w:rPr>
               <w:t>Matter.Relationships.Mr.Name</w:t>
             </w:r>
@@ -16669,7 +16595,6 @@
               <w:rPr>
                 <w:rFonts w:ascii="Calibri" w:hAnsi="Calibri"/>
                 <w:bCs/>
-                <w:highlight w:val="yellow"/>
               </w:rPr>
               <w:t xml:space="preserve"> &gt;&gt;</w:t>
             </w:r>
@@ -17364,7 +17289,6 @@
               <w:rPr>
                 <w:rFonts w:ascii="Calibri" w:hAnsi="Calibri"/>
                 <w:bCs/>
-                <w:highlight w:val="yellow"/>
               </w:rPr>
               <w:t xml:space="preserve">&lt;&lt; </w:t>
             </w:r>
@@ -17373,7 +17297,6 @@
               <w:rPr>
                 <w:rFonts w:ascii="Calibri" w:hAnsi="Calibri"/>
                 <w:bCs/>
-                <w:highlight w:val="yellow"/>
               </w:rPr>
               <w:t>Matter.Relationships.Mrs.Name</w:t>
             </w:r>
@@ -17382,7 +17305,6 @@
               <w:rPr>
                 <w:rFonts w:ascii="Calibri" w:hAnsi="Calibri"/>
                 <w:bCs/>
-                <w:highlight w:val="yellow"/>
               </w:rPr>
               <w:t xml:space="preserve"> &gt;&gt;</w:t>
             </w:r>
